--- a/course_development/active_inference_es/02_our_bodies/08_planning/output/study-guides/08_planning-practice_quiz.docx
+++ b/course_development/active_inference_es/02_our_bodies/08_planning/output/study-guides/08_planning-practice_quiz.docx
@@ -27,6 +27,11 @@
     </w:p>
     <w:p>
       <w:r>
+        <w:t>Answer: B! Great job! Planning is using your brain to think ahead and figure out the best steps to reach your goal.</w:t>
+      </w:r>
+    </w:p>
+    <w:p>
+      <w:r>
         <w:t>Why do we sleep?</w:t>
         <w:br/>
         <w:t xml:space="preserve">    A) To be boring</w:t>
@@ -36,6 +41,11 @@
         <w:t xml:space="preserve">    C) To hide from the sun</w:t>
         <w:br/>
         <w:t xml:space="preserve">    D) Because we have to</w:t>
+      </w:r>
+    </w:p>
+    <w:p>
+      <w:r>
+        <w:t>Answer: B! That's right! Sleep is how your body and brain recharge. Without it, your ship runs out of energy!</w:t>
       </w:r>
     </w:p>
     <w:p>
@@ -53,6 +63,11 @@
     </w:p>
     <w:p>
       <w:r>
+        <w:t>Answer: C! Exactly! Brushing your teeth every night keeps them strong and healthy. That is a great plan for the future!</w:t>
+      </w:r>
+    </w:p>
+    <w:p>
+      <w:r>
         <w:t>Who is the "Future You"?</w:t>
         <w:br/>
         <w:t xml:space="preserve">    A) A stranger</w:t>
@@ -62,6 +77,11 @@
         <w:t xml:space="preserve">    C) Your shadow</w:t>
         <w:br/>
         <w:t xml:space="preserve">    D) A ghost</w:t>
+      </w:r>
+    </w:p>
+    <w:p>
+      <w:r>
+        <w:t>Answer: B! Nice work! The Future You is still YOU, just later. Taking care of yourself now is a gift to your future self.</w:t>
       </w:r>
     </w:p>
     <w:p>
@@ -79,6 +99,11 @@
     </w:p>
     <w:p>
       <w:r>
+        <w:t>Answer: B! You got it! Exercise is the action that helps your muscles grow strong. Good planning means choosing actions that match your goal.</w:t>
+      </w:r>
+    </w:p>
+    <w:p>
+      <w:r>
         <w:t>Why is breakfast important?</w:t>
         <w:br/>
         <w:t xml:space="preserve">    A) It gives fuel for the school day</w:t>
@@ -92,6 +117,11 @@
     </w:p>
     <w:p>
       <w:r>
+        <w:t>Answer: A! That's right! Breakfast is fuel for your body, like putting gas in a car. Without it, your brain and body run on empty!</w:t>
+      </w:r>
+    </w:p>
+    <w:p>
+      <w:r>
         <w:t>If you make a plan and it doesn't work, what should you do?</w:t>
         <w:br/>
         <w:t xml:space="preserve">    A) Give up</w:t>
@@ -101,6 +131,65 @@
         <w:t xml:space="preserve">    C) Cry</w:t>
         <w:br/>
         <w:t xml:space="preserve">    D) Break something</w:t>
+      </w:r>
+    </w:p>
+    <w:p>
+      <w:r>
+        <w:t>Answer: B! Exactly! Good planners do not give up. They update their model and try a different path, just like a robot re-plans!</w:t>
+      </w:r>
+    </w:p>
+    <w:p>
+      <w:r>
+        <w:t>What happens if Captain Brain chooses Plan A: eat only candy and stay up all night?</w:t>
+        <w:br/>
+        <w:t xml:space="preserve">    A) You feel amazing the next day</w:t>
+        <w:br/>
+        <w:t xml:space="preserve">    B) You feel sick and tired the next day</w:t>
+        <w:br/>
+        <w:t xml:space="preserve">    C) Nothing happens</w:t>
+        <w:br/>
+        <w:t xml:space="preserve">    D) You turn into a superhero</w:t>
+      </w:r>
+    </w:p>
+    <w:p>
+      <w:r>
+        <w:t>Answer: B! That's right! Bad planning leads to bad results. Eating only candy and skipping sleep makes you feel awful.</w:t>
+      </w:r>
+    </w:p>
+    <w:p>
+      <w:r>
+        <w:t>The Strawberry Experiment says: if you eat the strawberry NOW, you get 1. If you plant the seeds and wait, you get...</w:t>
+        <w:br/>
+        <w:t xml:space="preserve">    A) Zero strawberries</w:t>
+        <w:br/>
+        <w:t xml:space="preserve">    B) 10 strawberries later</w:t>
+        <w:br/>
+        <w:t xml:space="preserve">    C) A pumpkin</w:t>
+        <w:br/>
+        <w:t xml:space="preserve">    D) A pickle</w:t>
+      </w:r>
+    </w:p>
+    <w:p>
+      <w:r>
+        <w:t>Answer: B! Smart thinking! Planning means sometimes waiting for a bigger reward instead of grabbing the small one right now.</w:t>
+      </w:r>
+    </w:p>
+    <w:p>
+      <w:r>
+        <w:t>What is the best way to take care of "Future You"?</w:t>
+        <w:br/>
+        <w:t xml:space="preserve">    A) Ignore the future</w:t>
+        <w:br/>
+        <w:t xml:space="preserve">    B) Make healthy choices today like eating well, sleeping, and exercising</w:t>
+        <w:br/>
+        <w:t xml:space="preserve">    C) Only think about today</w:t>
+        <w:br/>
+        <w:t xml:space="preserve">    D) Worry about everything</w:t>
+      </w:r>
+    </w:p>
+    <w:p>
+      <w:r>
+        <w:t>Answer: B! Awesome! Every healthy choice you make today is a gift to the person you will be tomorrow. That is the power of planning!</w:t>
       </w:r>
     </w:p>
     <w:p>
